--- a/Revised_KB_Documents/Wireless Printing Mobility print.docx
+++ b/Revised_KB_Documents/Wireless Printing Mobility print.docx
@@ -260,38 +260,9 @@
       <w:r>
         <w:rPr>
           <w:rFonts w:ascii="Calibri" w:hAnsi="Calibri"/>
-          <w:b/>
-          <w:i w:val="0"/>
           <w:sz w:val="22"/>
         </w:rPr>
-        <w:t xml:space="preserve">Step 1: </w:t>
-      </w:r>
-      <w:r>
-        <w:rPr>
-          <w:rFonts w:ascii="Calibri" w:hAnsi="Calibri"/>
-          <w:b w:val="0"/>
-          <w:i w:val="0"/>
-          <w:sz w:val="22"/>
-        </w:rPr>
-        <w:t xml:space="preserve">Click on the link below and follow the instructions in the image below to </w:t>
-      </w:r>
-      <w:r>
-        <w:rPr>
-          <w:rFonts w:ascii="Calibri" w:hAnsi="Calibri"/>
-          <w:b/>
-          <w:i w:val="0"/>
-          <w:sz w:val="22"/>
-        </w:rPr>
-        <w:t>download</w:t>
-      </w:r>
-      <w:r>
-        <w:rPr>
-          <w:rFonts w:ascii="Calibri" w:hAnsi="Calibri"/>
-          <w:b w:val="0"/>
-          <w:i w:val="0"/>
-          <w:sz w:val="22"/>
-        </w:rPr>
-        <w:t xml:space="preserve"> the papercut profile </w:t>
+        <w:t xml:space="preserve">Step 1: Click on the link below and follow the instructions in the image below to download the papercut profile </w:t>
       </w:r>
       <w:hyperlink r:id="rId10">
         <w:r>
@@ -299,26 +270,16 @@
             <w:color w:val="0000FF"/>
             <w:u w:val="single"/>
           </w:rPr>
-          <w:t>http://10.10.8.125:9163/setup
-</w:t>
+          <w:t>http://10.10.8.125:9163/setup</w:t>
         </w:r>
       </w:hyperlink>
       <w:r>
         <w:rPr>
           <w:rFonts w:ascii="Calibri" w:hAnsi="Calibri"/>
-          <w:b w:val="0"/>
-          <w:i w:val="0"/>
           <w:sz w:val="22"/>
         </w:rPr>
         <w:br/>
-      </w:r>
-      <w:r>
-        <w:rPr>
-          <w:rFonts w:ascii="Calibri" w:hAnsi="Calibri"/>
-          <w:b w:val="0"/>
-          <w:i w:val="0"/>
-          <w:sz w:val="22"/>
-        </w:rPr>
+        <w:br/>
         <w:br/>
         <w:tab/>
         <w:t xml:space="preserve"> </w:t>
@@ -1362,58 +1323,11 @@
       <w:r>
         <w:rPr>
           <w:rFonts w:ascii="Calibri" w:hAnsi="Calibri"/>
-          <w:b/>
-          <w:i w:val="0"/>
           <w:sz w:val="22"/>
         </w:rPr>
-        <w:t xml:space="preserve">Step 1: </w:t>
+        <w:t xml:space="preserve">Step 1: Click on the Link below and follow the instructions in the image below to download the Mobility print app. </w:t>
       </w:r>
-      <w:r>
-        <w:rPr>
-          <w:rFonts w:ascii="Calibri" w:hAnsi="Calibri"/>
-          <w:b w:val="0"/>
-          <w:i w:val="0"/>
-          <w:sz w:val="22"/>
-        </w:rPr>
-        <w:t xml:space="preserve">Click on the Link below and follow the instructions in the image below to </w:t>
-      </w:r>
-      <w:r>
-        <w:rPr>
-          <w:rFonts w:ascii="Calibri" w:hAnsi="Calibri"/>
-          <w:b/>
-          <w:i w:val="0"/>
-          <w:sz w:val="22"/>
-        </w:rPr>
-        <w:t>download</w:t>
-      </w:r>
-      <w:r>
-        <w:rPr>
-          <w:rFonts w:ascii="Calibri" w:hAnsi="Calibri"/>
-          <w:b w:val="0"/>
-          <w:i w:val="0"/>
-          <w:sz w:val="22"/>
-        </w:rPr>
-        <w:t xml:space="preserve"> the Mobility </w:t>
-      </w:r>
-      <w:r>
-        <w:rPr>
-          <w:rFonts w:ascii="Calibri" w:hAnsi="Calibri"/>
-          <w:b/>
-          <w:i w:val="0"/>
-          <w:sz w:val="22"/>
-        </w:rPr>
-        <w:t>print</w:t>
-      </w:r>
-      <w:r>
-        <w:rPr>
-          <w:rFonts w:ascii="Calibri" w:hAnsi="Calibri"/>
-          <w:b w:val="0"/>
-          <w:i w:val="0"/>
-          <w:sz w:val="22"/>
-        </w:rPr>
-        <w:t xml:space="preserve"> app. </w:t>
-      </w:r>
-      <w:hyperlink r:id="rId19">
+      <w:hyperlink r:id="rId25">
         <w:r>
           <w:rPr>
             <w:color w:val="0000FF"/>
@@ -1425,38 +1339,12 @@
       <w:r>
         <w:rPr>
           <w:rFonts w:ascii="Calibri" w:hAnsi="Calibri"/>
-          <w:b w:val="0"/>
-          <w:i w:val="0"/>
           <w:sz w:val="22"/>
         </w:rPr>
         <w:br/>
-      </w:r>
-      <w:r>
-        <w:rPr>
-          <w:rFonts w:ascii="Calibri" w:hAnsi="Calibri"/>
-          <w:b w:val="0"/>
-          <w:i w:val="0"/>
-          <w:sz w:val="22"/>
-        </w:rPr>
         <w:br/>
         <w:tab/>
-      </w:r>
-      <w:r>
-        <w:rPr>
-          <w:rFonts w:ascii="Calibri" w:hAnsi="Calibri"/>
-          <w:b w:val="0"/>
-          <w:i w:val="0"/>
-          <w:sz w:val="22"/>
-        </w:rPr>
         <w:br/>
-      </w:r>
-      <w:r>
-        <w:rPr>
-          <w:rFonts w:ascii="Calibri" w:hAnsi="Calibri"/>
-          <w:b w:val="0"/>
-          <w:i w:val="0"/>
-          <w:sz w:val="22"/>
-        </w:rPr>
         <w:br/>
         <w:tab/>
         <w:t xml:space="preserve"> </w:t>
